--- a/test/fixtures/revisions.docx
+++ b/test/fixtures/revisions.docx
@@ -39,7 +39,7 @@
       </w:r>
       <w:del w:id="103" w:author="Alice Smith" w:date="2026-08-01T10:00:00Z">
         <w:r>
-          <w:delText xml:space="preserve">utilise</w:delText>
+          <w:delText xml:space="preserve">utilize</w:delText>
         </w:r>
       </w:del>
       <w:ins w:id="104" w:author="Alice Smith" w:date="2026-08-01T10:00:00Z">
